--- a/drive_data/1MqG4fQOzOGM7tt-EcZx9pQczPzHq0jx9/Kopie souboru Fikční psychika AI - 🛠️ Design AI systémů.docx
+++ b/drive_data/1MqG4fQOzOGM7tt-EcZx9pQczPzHq0jx9/Kopie souboru Fikční psychika AI - 🛠️ Design AI systémů.docx
@@ -4,7 +4,7 @@
   <w:body>
     <w:p>
       <w:pPr>
-        <w:pStyle w:val="Heading1"/>
+        <w:pStyle w:val="heading1"/>
         <w:keepNext w:val="0"/>
         <w:keepLines w:val="0"/>
         <w:spacing w:before="480" w:lineRule="auto"/>
@@ -30,7 +30,7 @@
     </w:p>
     <w:p>
       <w:pPr>
-        <w:pStyle w:val="Heading1"/>
+        <w:pStyle w:val="heading1"/>
         <w:keepNext w:val="0"/>
         <w:keepLines w:val="0"/>
         <w:spacing w:before="480" w:lineRule="auto"/>
@@ -159,7 +159,7 @@
     </w:p>
     <w:p>
       <w:pPr>
-        <w:pStyle w:val="Heading1"/>
+        <w:pStyle w:val="heading1"/>
         <w:keepNext w:val="0"/>
         <w:keepLines w:val="0"/>
         <w:spacing w:before="480" w:lineRule="auto"/>
@@ -185,7 +185,7 @@
     </w:p>
     <w:p>
       <w:pPr>
-        <w:pStyle w:val="Heading3"/>
+        <w:pStyle w:val="heading3"/>
         <w:keepNext w:val="0"/>
         <w:keepLines w:val="0"/>
         <w:spacing w:before="280" w:lineRule="auto"/>
@@ -333,7 +333,7 @@
     </w:p>
     <w:p>
       <w:pPr>
-        <w:pStyle w:val="Heading3"/>
+        <w:pStyle w:val="heading3"/>
         <w:keepNext w:val="0"/>
         <w:keepLines w:val="0"/>
         <w:spacing w:before="280" w:lineRule="auto"/>
@@ -475,7 +475,7 @@
     </w:p>
     <w:p>
       <w:pPr>
-        <w:pStyle w:val="Heading3"/>
+        <w:pStyle w:val="heading3"/>
         <w:keepNext w:val="0"/>
         <w:keepLines w:val="0"/>
         <w:spacing w:before="280" w:lineRule="auto"/>
@@ -585,7 +585,7 @@
     </w:p>
     <w:p>
       <w:pPr>
-        <w:pStyle w:val="Heading3"/>
+        <w:pStyle w:val="heading3"/>
         <w:keepNext w:val="0"/>
         <w:keepLines w:val="0"/>
         <w:spacing w:before="280" w:lineRule="auto"/>
@@ -737,7 +737,7 @@
     </w:p>
     <w:p>
       <w:pPr>
-        <w:pStyle w:val="Heading3"/>
+        <w:pStyle w:val="heading3"/>
         <w:keepNext w:val="0"/>
         <w:keepLines w:val="0"/>
         <w:spacing w:before="280" w:lineRule="auto"/>
@@ -876,7 +876,7 @@
     </w:p>
     <w:p>
       <w:pPr>
-        <w:pStyle w:val="Heading3"/>
+        <w:pStyle w:val="heading3"/>
         <w:keepNext w:val="0"/>
         <w:keepLines w:val="0"/>
         <w:spacing w:before="280" w:lineRule="auto"/>

--- a/drive_data/1MqG4fQOzOGM7tt-EcZx9pQczPzHq0jx9/Kopie souboru Fikční psychika AI - 🛠️ Design AI systémů.docx
+++ b/drive_data/1MqG4fQOzOGM7tt-EcZx9pQczPzHq0jx9/Kopie souboru Fikční psychika AI - 🛠️ Design AI systémů.docx
@@ -4,7 +4,7 @@
   <w:body>
     <w:p>
       <w:pPr>
-        <w:pStyle w:val="heading1"/>
+        <w:pStyle w:val="Heading1"/>
         <w:keepNext w:val="0"/>
         <w:keepLines w:val="0"/>
         <w:spacing w:before="480" w:lineRule="auto"/>
@@ -30,7 +30,7 @@
     </w:p>
     <w:p>
       <w:pPr>
-        <w:pStyle w:val="heading1"/>
+        <w:pStyle w:val="Heading1"/>
         <w:keepNext w:val="0"/>
         <w:keepLines w:val="0"/>
         <w:spacing w:before="480" w:lineRule="auto"/>
@@ -159,7 +159,7 @@
     </w:p>
     <w:p>
       <w:pPr>
-        <w:pStyle w:val="heading1"/>
+        <w:pStyle w:val="Heading1"/>
         <w:keepNext w:val="0"/>
         <w:keepLines w:val="0"/>
         <w:spacing w:before="480" w:lineRule="auto"/>
@@ -185,7 +185,7 @@
     </w:p>
     <w:p>
       <w:pPr>
-        <w:pStyle w:val="heading3"/>
+        <w:pStyle w:val="Heading3"/>
         <w:keepNext w:val="0"/>
         <w:keepLines w:val="0"/>
         <w:spacing w:before="280" w:lineRule="auto"/>
@@ -333,7 +333,7 @@
     </w:p>
     <w:p>
       <w:pPr>
-        <w:pStyle w:val="heading3"/>
+        <w:pStyle w:val="Heading3"/>
         <w:keepNext w:val="0"/>
         <w:keepLines w:val="0"/>
         <w:spacing w:before="280" w:lineRule="auto"/>
@@ -475,7 +475,7 @@
     </w:p>
     <w:p>
       <w:pPr>
-        <w:pStyle w:val="heading3"/>
+        <w:pStyle w:val="Heading3"/>
         <w:keepNext w:val="0"/>
         <w:keepLines w:val="0"/>
         <w:spacing w:before="280" w:lineRule="auto"/>
@@ -585,7 +585,7 @@
     </w:p>
     <w:p>
       <w:pPr>
-        <w:pStyle w:val="heading3"/>
+        <w:pStyle w:val="Heading3"/>
         <w:keepNext w:val="0"/>
         <w:keepLines w:val="0"/>
         <w:spacing w:before="280" w:lineRule="auto"/>
@@ -737,7 +737,7 @@
     </w:p>
     <w:p>
       <w:pPr>
-        <w:pStyle w:val="heading3"/>
+        <w:pStyle w:val="Heading3"/>
         <w:keepNext w:val="0"/>
         <w:keepLines w:val="0"/>
         <w:spacing w:before="280" w:lineRule="auto"/>
@@ -876,7 +876,7 @@
     </w:p>
     <w:p>
       <w:pPr>
-        <w:pStyle w:val="heading3"/>
+        <w:pStyle w:val="Heading3"/>
         <w:keepNext w:val="0"/>
         <w:keepLines w:val="0"/>
         <w:spacing w:before="280" w:lineRule="auto"/>
